--- a/output/word/C言語プログラミング教材_演習問題集_応用編.docx
+++ b/output/word/C言語プログラミング教材_演習問題集_応用編.docx
@@ -4506,7 +4506,7 @@
             <w:rStyle w:val="af"/>
             <w:rFonts w:hint="eastAsia"/>
           </w:rPr>
-          <w:t xml:space="preserve">ポインタ基礎</w:t>
+          <w:t xml:space="preserve">ポインター基礎</w:t>
         </w:r>
       </w:hyperlink>
       <w:r>
@@ -4565,7 +4565,7 @@
         <w:t xml:space="preserve">基礎問題</w:t>
       </w:r>
     </w:p>
-    <w:bookmarkStart w:id="43" w:name="演習10-1-ポインタの基本操作"/>
+    <w:bookmarkStart w:id="43" w:name="演習10-1-ポインターの基本操作"/>
     <w:p>
       <w:pPr>
         <w:pStyle w:val="3"/>
@@ -4583,7 +4583,7 @@
         <w:rPr>
           <w:rFonts w:hint="eastAsia"/>
         </w:rPr>
-        <w:t xml:space="preserve">ポインタの基本操作</w:t>
+        <w:t xml:space="preserve">ポインターの基本操作</w:t>
       </w:r>
     </w:p>
     <w:p>
@@ -4594,7 +4594,7 @@
         <w:rPr>
           <w:rFonts w:hint="eastAsia"/>
         </w:rPr>
-        <w:t xml:space="preserve">2つの整数変数の値をポインタを使って交換するプログラムを作成してください。</w:t>
+        <w:t xml:space="preserve">2つの整数変数の値をポインターを使って交換するプログラムを作成してください。</w:t>
       </w:r>
     </w:p>
     <w:p>
@@ -4637,7 +4637,7 @@
         <w:rPr>
           <w:rFonts w:hint="eastAsia"/>
         </w:rPr>
-        <w:t xml:space="preserve">ポインタを使った値の交換関数を実装</w:t>
+        <w:t xml:space="preserve">ポインターを使った値の交換関数を実装</w:t>
       </w:r>
     </w:p>
     <w:p>
@@ -4667,7 +4667,7 @@
         <w:rPr>
           <w:rFonts w:hint="eastAsia"/>
         </w:rPr>
-        <w:t xml:space="preserve">直接的な値の交換とポインタ経由の交換を比較</w:t>
+        <w:t xml:space="preserve">直接的な値の交換とポインター経由の交換を比較</w:t>
       </w:r>
     </w:p>
     <w:p>
@@ -4708,7 +4708,7 @@
           <w:rStyle w:val="VerbatimChar"/>
           <w:rFonts w:hint="eastAsia"/>
         </w:rPr>
-        <w:t xml:space="preserve">ポインタを使った交換実行...</w:t>
+        <w:t xml:space="preserve">ポインターを使った交換実行...</w:t>
       </w:r>
       <w:r>
         <w:br/>
@@ -4728,7 +4728,7 @@
       </w:r>
     </w:p>
     <w:bookmarkEnd w:id="43"/>
-    <w:bookmarkStart w:id="44" w:name="演習10-2-配列とポインタ"/>
+    <w:bookmarkStart w:id="44" w:name="演習10-2-配列とポインター"/>
     <w:p>
       <w:pPr>
         <w:pStyle w:val="3"/>
@@ -4746,7 +4746,7 @@
         <w:rPr>
           <w:rFonts w:hint="eastAsia"/>
         </w:rPr>
-        <w:t xml:space="preserve">配列とポインタ</w:t>
+        <w:t xml:space="preserve">配列とポインター</w:t>
       </w:r>
     </w:p>
     <w:p>
@@ -4757,7 +4757,7 @@
         <w:rPr>
           <w:rFonts w:hint="eastAsia"/>
         </w:rPr>
-        <w:t xml:space="preserve">ポインタ演算を使って配列の要素を逆順に表示するプログラムを作成してください。</w:t>
+        <w:t xml:space="preserve">ポインター演算を使って配列の要素を逆順に表示するプログラムを作成してください。</w:t>
       </w:r>
     </w:p>
     <w:p>
@@ -4800,7 +4800,7 @@
         <w:rPr>
           <w:rFonts w:hint="eastAsia"/>
         </w:rPr>
-        <w:t xml:space="preserve">ポインタ演算で配列の最後から最初に向かってアクセス</w:t>
+        <w:t xml:space="preserve">ポインター演算で配列の最後から最初に向かってアクセス</w:t>
       </w:r>
     </w:p>
     <w:p>
@@ -4815,7 +4815,7 @@
         <w:rPr>
           <w:rFonts w:hint="eastAsia"/>
         </w:rPr>
-        <w:t xml:space="preserve">インデックス記法とポインタ記法の両方で表示</w:t>
+        <w:t xml:space="preserve">インデックス記法とポインター記法の両方で表示</w:t>
       </w:r>
     </w:p>
     <w:p>
@@ -4881,7 +4881,7 @@
           <w:rStyle w:val="VerbatimChar"/>
           <w:rFonts w:hint="eastAsia"/>
         </w:rPr>
-        <w:t xml:space="preserve">ポインタ記法:</w:t>
+        <w:t xml:space="preserve">ポインター記法:</w:t>
       </w:r>
       <w:r>
         <w:rPr>
@@ -4910,7 +4910,7 @@
           <w:rStyle w:val="VerbatimChar"/>
           <w:rFonts w:hint="eastAsia"/>
         </w:rPr>
-        <w:t xml:space="preserve">ポインタ演算で逆順表示:</w:t>
+        <w:t xml:space="preserve">ポインター演算で逆順表示:</w:t>
       </w:r>
       <w:r>
         <w:rPr>
@@ -5007,7 +5007,7 @@
         <w:rPr>
           <w:rFonts w:hint="eastAsia"/>
         </w:rPr>
-        <w:t xml:space="preserve">ポインタを使って文字列の長さを計算し、文字列を逆順にするプログラムを作成してください。</w:t>
+        <w:t xml:space="preserve">ポインターを使って文字列の長さを計算し、文字列を逆順にするプログラムを作成してください。</w:t>
       </w:r>
     </w:p>
     <w:p>
@@ -5035,7 +5035,7 @@
         <w:rPr>
           <w:rFonts w:hint="eastAsia"/>
         </w:rPr>
-        <w:t xml:space="preserve">文字列の長さ計算関数（strlen相当）をポインタで実装</w:t>
+        <w:t xml:space="preserve">文字列の長さ計算関数（strlen相当）をポインターで実装</w:t>
       </w:r>
     </w:p>
     <w:p>
@@ -5050,7 +5050,7 @@
         <w:rPr>
           <w:rFonts w:hint="eastAsia"/>
         </w:rPr>
-        <w:t xml:space="preserve">文字列を逆順にする関数をポインタで実装</w:t>
+        <w:t xml:space="preserve">文字列を逆順にする関数をポインターで実装</w:t>
       </w:r>
     </w:p>
     <w:p>
@@ -5294,7 +5294,7 @@
         <w:rPr>
           <w:rFonts w:hint="eastAsia"/>
         </w:rPr>
-        <w:t xml:space="preserve">ポインタを使って配列の最大値、最小値、平均値を計算する関数群を作成してください。</w:t>
+        <w:t xml:space="preserve">ポインターを使って配列の最大値、最小値、平均値を計算する関数群を作成してください。</w:t>
       </w:r>
     </w:p>
     <w:p>
@@ -5322,7 +5322,7 @@
         <w:rPr>
           <w:rFonts w:hint="eastAsia"/>
         </w:rPr>
-        <w:t xml:space="preserve">最大値を見つけてそのポインタを返す関数</w:t>
+        <w:t xml:space="preserve">最大値を見つけてそのポインターを返す関数</w:t>
       </w:r>
     </w:p>
     <w:p>
@@ -5337,7 +5337,7 @@
         <w:rPr>
           <w:rFonts w:hint="eastAsia"/>
         </w:rPr>
-        <w:t xml:space="preserve">最小値を見つけてそのポインタを返す関数</w:t>
+        <w:t xml:space="preserve">最小値を見つけてそのポインターを返す関数</w:t>
       </w:r>
     </w:p>
     <w:p>
@@ -5860,7 +5860,7 @@
         <w:rPr>
           <w:rFonts w:hint="eastAsia"/>
         </w:rPr>
-        <w:t xml:space="preserve">ポインタを使って文字列の検索、置換、分割を実行する関数群を作成してください。</w:t>
+        <w:t xml:space="preserve">ポインターを使って文字列の検索、置換、分割を実行する関数群を作成してください。</w:t>
       </w:r>
     </w:p>
     <w:p>
@@ -6166,7 +6166,7 @@
         <w:rPr>
           <w:rFonts w:hint="eastAsia"/>
         </w:rPr>
-        <w:t xml:space="preserve">ポインタを使って配列のデータ型変換を実行するプログラムを作成してください。</w:t>
+        <w:t xml:space="preserve">ポインターを使って配列のデータ型変換を実行するプログラムを作成してください。</w:t>
       </w:r>
     </w:p>
     <w:p>
@@ -6497,7 +6497,7 @@
         <w:rPr>
           <w:rFonts w:hint="eastAsia"/>
         </w:rPr>
-        <w:t xml:space="preserve">ポインタを使って任意のデータ型の配列をコピーする汎用関数を作成してください。</w:t>
+        <w:t xml:space="preserve">ポインターを使って任意のデータ型の配列をコピーする汎用関数を作成してください。</w:t>
       </w:r>
     </w:p>
     <w:p>
@@ -6525,7 +6525,7 @@
         <w:rPr>
           <w:rFonts w:hint="eastAsia"/>
         </w:rPr>
-        <w:t xml:space="preserve">void*ポインタを使った汎用コピー関数</w:t>
+        <w:t xml:space="preserve">void*ポインターを使った汎用コピー関数</w:t>
       </w:r>
     </w:p>
     <w:p>
@@ -6882,7 +6882,7 @@
         <w:rPr>
           <w:rFonts w:hint="eastAsia"/>
         </w:rPr>
-        <w:t xml:space="preserve">ポインタを使って各種ソートアルゴリズムを実装してください。</w:t>
+        <w:t xml:space="preserve">ポインターを使って各種ソートアルゴリズムを実装してください。</w:t>
       </w:r>
     </w:p>
     <w:p>
@@ -6910,7 +6910,7 @@
         <w:rPr>
           <w:rFonts w:hint="eastAsia"/>
         </w:rPr>
-        <w:t xml:space="preserve">バブルソート（ポインタ版）</w:t>
+        <w:t xml:space="preserve">バブルソート（ポインター版）</w:t>
       </w:r>
     </w:p>
     <w:p>
@@ -6925,7 +6925,7 @@
         <w:rPr>
           <w:rFonts w:hint="eastAsia"/>
         </w:rPr>
-        <w:t xml:space="preserve">選択ソート（ポインタ版）</w:t>
+        <w:t xml:space="preserve">選択ソート（ポインター版）</w:t>
       </w:r>
     </w:p>
     <w:p>
@@ -6940,7 +6940,7 @@
         <w:rPr>
           <w:rFonts w:hint="eastAsia"/>
         </w:rPr>
-        <w:t xml:space="preserve">挿入ソート（ポインタ版）</w:t>
+        <w:t xml:space="preserve">挿入ソート（ポインター版）</w:t>
       </w:r>
     </w:p>
     <w:p>
@@ -6988,7 +6988,7 @@
         <w:rPr>
           <w:rFonts w:hint="eastAsia"/>
         </w:rPr>
-        <w:t xml:space="preserve">ポインタを使って簡単なリンクリスト構造を実装してください。</w:t>
+        <w:t xml:space="preserve">ポインターを使って簡単なリンクリスト構造を実装してください。</w:t>
       </w:r>
     </w:p>
     <w:p>
@@ -7242,7 +7242,7 @@
         <w:rPr>
           <w:rFonts w:hint="eastAsia"/>
         </w:rPr>
-        <w:t xml:space="preserve">malloc/freeを使わずに、静的配列とポインタを使って動的配列のような動作を実現してください。</w:t>
+        <w:t xml:space="preserve">malloc/freeを使わずに、静的配列とポインターを使って動的配列のような動作を実現してください。</w:t>
       </w:r>
     </w:p>
     <w:p>
@@ -7537,7 +7537,7 @@
         <w:t xml:space="preserve">ヒント</w:t>
       </w:r>
     </w:p>
-    <w:bookmarkStart w:id="59" w:name="ポインタの基本"/>
+    <w:bookmarkStart w:id="59" w:name="ポインターの基本"/>
     <w:p>
       <w:pPr>
         <w:pStyle w:val="3"/>
@@ -7546,7 +7546,7 @@
         <w:rPr>
           <w:rFonts w:hint="eastAsia"/>
         </w:rPr>
-        <w:t xml:space="preserve">ポインタの基本</w:t>
+        <w:t xml:space="preserve">ポインターの基本</w:t>
       </w:r>
     </w:p>
     <w:p>
@@ -7676,7 +7676,7 @@
         </w:numPr>
       </w:pPr>
       <w:r>
-        <w:t xml:space="preserve">NULLポインタのチェック:</w:t>
+        <w:t xml:space="preserve">NULLポインターのチェック:</w:t>
       </w:r>
       <w:r>
         <w:t xml:space="preserve"> </w:t>
@@ -7715,7 +7715,7 @@
         <w:rPr>
           <w:rFonts w:hint="eastAsia"/>
         </w:rPr>
-        <w:t xml:space="preserve">初期化されていないポインタの使用を避ける</w:t>
+        <w:t xml:space="preserve">初期化されていないポインターの使用を避ける</w:t>
       </w:r>
     </w:p>
     <w:bookmarkEnd w:id="60"/>
@@ -7755,7 +7755,7 @@
         <w:rPr>
           <w:rFonts w:hint="eastAsia"/>
         </w:rPr>
-        <w:t xml:space="preserve">ポインタ演算の結果を段階的に確認</w:t>
+        <w:t xml:space="preserve">ポインター演算の結果を段階的に確認</w:t>
       </w:r>
     </w:p>
     <w:p>
@@ -7770,7 +7770,7 @@
         <w:rPr>
           <w:rFonts w:hint="eastAsia"/>
         </w:rPr>
-        <w:t xml:space="preserve">コンパイラの警告に注意を払う</w:t>
+        <w:t xml:space="preserve">コンパイラーの警告に注意を払う</w:t>
       </w:r>
     </w:p>
     <w:bookmarkEnd w:id="61"/>
@@ -7867,7 +7867,7 @@
         <w:rPr>
           <w:rFonts w:hint="eastAsia"/>
         </w:rPr>
-        <w:t xml:space="preserve">NULLポインタの参照</w:t>
+        <w:t xml:space="preserve">NULLポインターの参照</w:t>
       </w:r>
     </w:p>
     <w:bookmarkEnd w:id="62"/>
@@ -7913,7 +7913,7 @@
             <w:rStyle w:val="af"/>
             <w:rFonts w:hint="eastAsia"/>
           </w:rPr>
-          <w:t xml:space="preserve">配列とポインタ</w:t>
+          <w:t xml:space="preserve">配列とポインター</w:t>
         </w:r>
       </w:hyperlink>
       <w:r>
@@ -7984,7 +7984,7 @@
         <w:rPr>
           <w:rFonts w:hint="eastAsia"/>
         </w:rPr>
-        <w:t xml:space="preserve">配列とポインタの関係を深く理解する</w:t>
+        <w:t xml:space="preserve">配列とポインターの関係を深く理解する</w:t>
       </w:r>
     </w:p>
     <w:p>
@@ -7999,7 +7999,7 @@
         <w:rPr>
           <w:rFonts w:hint="eastAsia"/>
         </w:rPr>
-        <w:t xml:space="preserve">ポインタ演算を使った配列操作をマスターする</w:t>
+        <w:t xml:space="preserve">ポインター演算を使った配列操作をマスターする</w:t>
       </w:r>
     </w:p>
     <w:p>
@@ -8045,7 +8045,7 @@
         <w:t xml:space="preserve">基礎問題</w:t>
       </w:r>
     </w:p>
-    <w:bookmarkStart w:id="68" w:name="問題9-1-ポインタによる配列走査"/>
+    <w:bookmarkStart w:id="68" w:name="問題9-1-ポインターによる配列走査"/>
     <w:p>
       <w:pPr>
         <w:pStyle w:val="3"/>
@@ -8063,7 +8063,7 @@
         <w:rPr>
           <w:rFonts w:hint="eastAsia"/>
         </w:rPr>
-        <w:t xml:space="preserve">ポインタによる配列走査</w:t>
+        <w:t xml:space="preserve">ポインターによる配列走査</w:t>
       </w:r>
     </w:p>
     <w:p>
@@ -8074,7 +8074,7 @@
         <w:rPr>
           <w:rFonts w:hint="eastAsia"/>
         </w:rPr>
-        <w:t xml:space="preserve">ポインタを使って配列を操作するプログラムを作成してください。</w:t>
+        <w:t xml:space="preserve">ポインターを使って配列を操作するプログラムを作成してください。</w:t>
       </w:r>
     </w:p>
     <w:p>
@@ -8117,7 +8117,7 @@
         <w:rPr>
           <w:rFonts w:hint="eastAsia"/>
         </w:rPr>
-        <w:t xml:space="preserve">以下の操作をポインタを使って実装:</w:t>
+        <w:t xml:space="preserve">以下の操作をポインターを使って実装:</w:t>
       </w:r>
     </w:p>
     <w:p>
@@ -8147,7 +8147,7 @@
         <w:rPr>
           <w:rFonts w:hint="eastAsia"/>
         </w:rPr>
-        <w:t xml:space="preserve">最大値と最小値を見つける（ポインタ演算使用）</w:t>
+        <w:t xml:space="preserve">最大値と最小値を見つける（ポインター演算使用）</w:t>
       </w:r>
     </w:p>
     <w:p>
@@ -8162,7 +8162,7 @@
         <w:rPr>
           <w:rFonts w:hint="eastAsia"/>
         </w:rPr>
-        <w:t xml:space="preserve">配列を逆順に並べ替える（ポインタで実装）</w:t>
+        <w:t xml:space="preserve">配列を逆順に並べ替える（ポインターで実装）</w:t>
       </w:r>
     </w:p>
     <w:p>
@@ -8232,7 +8232,7 @@
         <w:rPr>
           <w:rFonts w:hint="eastAsia"/>
         </w:rPr>
-        <w:t xml:space="preserve">ポインタのインクリメント/デクリメントを活用</w:t>
+        <w:t xml:space="preserve">ポインターのインクリメント/デクリメントを活用</w:t>
       </w:r>
     </w:p>
     <w:p>
@@ -8263,7 +8263,7 @@
           <w:rStyle w:val="VerbatimChar"/>
           <w:rFonts w:hint="eastAsia"/>
         </w:rPr>
-        <w:t xml:space="preserve">ポインタによる配列操作</w:t>
+        <w:t xml:space="preserve">ポインターによる配列操作</w:t>
       </w:r>
       <w:r>
         <w:rPr>
@@ -8298,7 +8298,7 @@
           <w:rStyle w:val="VerbatimChar"/>
           <w:rFonts w:hint="eastAsia"/>
         </w:rPr>
-        <w:t xml:space="preserve">ポインタ記法での表示:</w:t>
+        <w:t xml:space="preserve">ポインター記法での表示:</w:t>
       </w:r>
       <w:r>
         <w:br/>
@@ -8573,7 +8573,7 @@
         <w:rPr>
           <w:rFonts w:hint="eastAsia"/>
         </w:rPr>
-        <w:t xml:space="preserve">配列内の最大値へのポインタを返す関数</w:t>
+        <w:t xml:space="preserve">配列内の最大値へのポインターを返す関数</w:t>
       </w:r>
     </w:p>
     <w:p>
@@ -8848,7 +8848,7 @@
         <w:t xml:space="preserve">応用問題</w:t>
       </w:r>
     </w:p>
-    <w:bookmarkStart w:id="71" w:name="問題9-3-文字列のポインタ操作"/>
+    <w:bookmarkStart w:id="71" w:name="問題9-3-文字列のポインター操作"/>
     <w:p>
       <w:pPr>
         <w:pStyle w:val="3"/>
@@ -8866,7 +8866,7 @@
         <w:rPr>
           <w:rFonts w:hint="eastAsia"/>
         </w:rPr>
-        <w:t xml:space="preserve">文字列のポインタ操作</w:t>
+        <w:t xml:space="preserve">文字列のポインター操作</w:t>
       </w:r>
     </w:p>
     <w:p>
@@ -8877,7 +8877,7 @@
         <w:rPr>
           <w:rFonts w:hint="eastAsia"/>
         </w:rPr>
-        <w:t xml:space="preserve">文字列をポインタで操作するプログラムを作成してください。</w:t>
+        <w:t xml:space="preserve">文字列をポインターで操作するプログラムを作成してください。</w:t>
       </w:r>
     </w:p>
     <w:p>
@@ -8905,7 +8905,7 @@
         <w:rPr>
           <w:rFonts w:hint="eastAsia"/>
         </w:rPr>
-        <w:t xml:space="preserve">ポインタを使った以下の文字列関数を実装:</w:t>
+        <w:t xml:space="preserve">ポインターを使った以下の文字列関数を実装:</w:t>
       </w:r>
     </w:p>
     <w:p>
@@ -9042,7 +9042,7 @@
           <w:rStyle w:val="VerbatimChar"/>
           <w:rFonts w:hint="eastAsia"/>
         </w:rPr>
-        <w:t xml:space="preserve">文字列のポインタ操作</w:t>
+        <w:t xml:space="preserve">文字列のポインター操作</w:t>
       </w:r>
       <w:r>
         <w:rPr>
@@ -9183,7 +9183,7 @@
       </w:r>
     </w:p>
     <w:bookmarkEnd w:id="71"/>
-    <w:bookmarkStart w:id="72" w:name="問題9-4-多次元配列とポインタ"/>
+    <w:bookmarkStart w:id="72" w:name="問題9-4-多次元配列とポインター"/>
     <w:p>
       <w:pPr>
         <w:pStyle w:val="3"/>
@@ -9201,7 +9201,7 @@
         <w:rPr>
           <w:rFonts w:hint="eastAsia"/>
         </w:rPr>
-        <w:t xml:space="preserve">多次元配列とポインタ</w:t>
+        <w:t xml:space="preserve">多次元配列とポインター</w:t>
       </w:r>
     </w:p>
     <w:p>
@@ -9212,7 +9212,7 @@
         <w:rPr>
           <w:rFonts w:hint="eastAsia"/>
         </w:rPr>
-        <w:t xml:space="preserve">2次元配列をポインタで操作するプログラムを作成してください。</w:t>
+        <w:t xml:space="preserve">2次元配列をポインターで操作するプログラムを作成してください。</w:t>
       </w:r>
     </w:p>
     <w:p>
@@ -9255,7 +9255,7 @@
         <w:rPr>
           <w:rFonts w:hint="eastAsia"/>
         </w:rPr>
-        <w:t xml:space="preserve">ポインタを使った要素アクセス</w:t>
+        <w:t xml:space="preserve">ポインターを使った要素アクセス</w:t>
       </w:r>
     </w:p>
     <w:p>
@@ -9270,7 +9270,7 @@
         <w:rPr>
           <w:rFonts w:hint="eastAsia"/>
         </w:rPr>
-        <w:t xml:space="preserve">行列の転置（ポインタ使用）</w:t>
+        <w:t xml:space="preserve">行列の転置（ポインター使用）</w:t>
       </w:r>
     </w:p>
     <w:p>
@@ -9374,7 +9374,7 @@
           <w:rStyle w:val="VerbatimChar"/>
           <w:rFonts w:hint="eastAsia"/>
         </w:rPr>
-        <w:t xml:space="preserve">多次元配列とポインタ</w:t>
+        <w:t xml:space="preserve">多次元配列とポインター</w:t>
       </w:r>
       <w:r>
         <w:rPr>
@@ -9430,7 +9430,7 @@
           <w:rStyle w:val="VerbatimChar"/>
           <w:rFonts w:hint="eastAsia"/>
         </w:rPr>
-        <w:t xml:space="preserve">ポインタを使った要素アクセス:</w:t>
+        <w:t xml:space="preserve">ポインターを使った要素アクセス:</w:t>
       </w:r>
       <w:r>
         <w:br/>
@@ -9566,7 +9566,7 @@
         <w:rPr>
           <w:rFonts w:hint="eastAsia"/>
         </w:rPr>
-        <w:t xml:space="preserve">ポインタを使った配列の動的な操作を行うプログラムを作成してください。</w:t>
+        <w:t xml:space="preserve">ポインターを使った配列の動的な操作を行うプログラムを作成してください。</w:t>
       </w:r>
     </w:p>
     <w:p>
@@ -9697,7 +9697,7 @@
         <w:rPr>
           <w:rFonts w:hint="eastAsia"/>
         </w:rPr>
-        <w:t xml:space="preserve">ポインタを使った効率的なコピー</w:t>
+        <w:t xml:space="preserve">ポインターを使った効率的なコピー</w:t>
       </w:r>
     </w:p>
     <w:p>
@@ -9993,7 +9993,7 @@
         <w:rPr>
           <w:rFonts w:hint="eastAsia"/>
         </w:rPr>
-        <w:t xml:space="preserve">ポインタを使った効率的な文字列検索アルゴリズムを実装してください。</w:t>
+        <w:t xml:space="preserve">ポインターを使った効率的な文字列検索アルゴリズムを実装してください。</w:t>
       </w:r>
     </w:p>
     <w:p>
@@ -10051,7 +10051,7 @@
         <w:rPr>
           <w:rFonts w:hint="eastAsia"/>
         </w:rPr>
-        <w:t xml:space="preserve">見つかった位置のポインタを返す</w:t>
+        <w:t xml:space="preserve">見つかった位置のポインターを返す</w:t>
       </w:r>
     </w:p>
     <w:p>
@@ -10467,7 +10467,7 @@
         <w:rPr>
           <w:rFonts w:hint="eastAsia"/>
         </w:rPr>
-        <w:t xml:space="preserve">ポインタ演算でメモリブロックを管理</w:t>
+        <w:t xml:space="preserve">ポインター演算でメモリブロックを管理</w:t>
       </w:r>
     </w:p>
     <w:p>
@@ -10806,7 +10806,7 @@
         <w:rPr>
           <w:rFonts w:hint="eastAsia"/>
         </w:rPr>
-        <w:t xml:space="preserve">ポインタの使用を明確にコメントで説明</w:t>
+        <w:t xml:space="preserve">ポインターの使用を明確にコメントで説明</w:t>
       </w:r>
     </w:p>
     <w:p>
@@ -10849,7 +10849,7 @@
         <w:rPr>
           <w:rFonts w:hint="eastAsia"/>
         </w:rPr>
-        <w:t xml:space="preserve">配列記法とポインタ記法の変換を意識</w:t>
+        <w:t xml:space="preserve">配列記法とポインター記法の変換を意識</w:t>
       </w:r>
     </w:p>
     <w:p>
@@ -10864,7 +10864,7 @@
         <w:rPr>
           <w:rFonts w:hint="eastAsia"/>
         </w:rPr>
-        <w:t xml:space="preserve">ポインタ演算の正確な理解</w:t>
+        <w:t xml:space="preserve">ポインター演算の正確な理解</w:t>
       </w:r>
     </w:p>
     <w:p>
@@ -11288,7 +11288,7 @@
         <w:rPr>
           <w:rFonts w:hint="eastAsia"/>
         </w:rPr>
-        <w:t xml:space="preserve">バッファオーバーフローを防ぐ</w:t>
+        <w:t xml:space="preserve">バッファーオーバーフローを防ぐ</w:t>
       </w:r>
     </w:p>
     <w:p>
@@ -11614,7 +11614,7 @@
         <w:rPr>
           <w:rFonts w:hint="eastAsia"/>
         </w:rPr>
-        <w:t xml:space="preserve">ポインタを使った効率的な実装</w:t>
+        <w:t xml:space="preserve">ポインターを使った効率的な実装</w:t>
       </w:r>
     </w:p>
     <w:p>
@@ -12093,6 +12093,9 @@
         <w:br/>
       </w:r>
       <w:r>
+        <w:br/>
+      </w:r>
+      <w:r>
         <w:rPr>
           <w:rStyle w:val="VerbatimChar"/>
         </w:rPr>
@@ -12320,6 +12323,9 @@
         <w:br/>
       </w:r>
       <w:r>
+        <w:br/>
+      </w:r>
+      <w:r>
         <w:rPr>
           <w:rStyle w:val="VerbatimChar"/>
         </w:rPr>
@@ -12403,6 +12409,9 @@
           <w:rStyle w:val="VerbatimChar"/>
         </w:rPr>
         <w:t xml:space="preserve"> ---</w:t>
+      </w:r>
+      <w:r>
+        <w:br/>
       </w:r>
       <w:r>
         <w:br/>
@@ -13528,6 +13537,9 @@
         <w:br/>
       </w:r>
       <w:r>
+        <w:br/>
+      </w:r>
+      <w:r>
         <w:rPr>
           <w:rStyle w:val="VerbatimChar"/>
         </w:rPr>
@@ -13805,6 +13817,9 @@
           <w:rStyle w:val="VerbatimChar"/>
         </w:rPr>
         <w:t xml:space="preserve"> ===</w:t>
+      </w:r>
+      <w:r>
+        <w:br/>
       </w:r>
       <w:r>
         <w:br/>
@@ -14286,7 +14301,7 @@
         <w:rPr>
           <w:rFonts w:hint="eastAsia"/>
         </w:rPr>
-        <w:t xml:space="preserve">安全な文字列操作を心がけ、バッファオーバーフローに注意</w:t>
+        <w:t xml:space="preserve">安全な文字列操作を心がけ、バッファーオーバーフローに注意</w:t>
       </w:r>
     </w:p>
     <w:p>
@@ -14344,7 +14359,7 @@
         <w:rPr>
           <w:rFonts w:hint="eastAsia"/>
         </w:rPr>
-        <w:t xml:space="preserve">バッファサイズと文字列長の違いを意識</w:t>
+        <w:t xml:space="preserve">バッファーサイズと文字列長の違いを意識</w:t>
       </w:r>
     </w:p>
     <w:p>
@@ -14359,7 +14374,7 @@
         <w:rPr>
           <w:rFonts w:hint="eastAsia"/>
         </w:rPr>
-        <w:t xml:space="preserve">ポインタと配列の関係を文字列で実践</w:t>
+        <w:t xml:space="preserve">ポインターと配列の関係を文字列で実践</w:t>
       </w:r>
     </w:p>
     <w:p>
@@ -17231,7 +17246,7 @@
           <w:rStyle w:val="VerbatimChar"/>
           <w:rFonts w:hint="eastAsia"/>
         </w:rPr>
-        <w:t xml:space="preserve">(バッファ不足)</w:t>
+        <w:t xml:space="preserve">(バッファー不足)</w:t>
       </w:r>
       <w:r>
         <w:br/>
@@ -20002,7 +20017,7 @@
         <w:rPr>
           <w:rFonts w:hint="eastAsia"/>
         </w:rPr>
-        <w:t xml:space="preserve">ヘッダファイル（.hファイル）</w:t>
+        <w:t xml:space="preserve">ヘッダーファイル（.hファイル）</w:t>
       </w:r>
     </w:p>
     <w:p>
@@ -22234,7 +22249,7 @@
       </w:pPr>
       <w:rPr>
         <w:rFonts w:ascii="Webdings" w:hAnsi="Webdings" w:hint="default"/>
-        <w:color w:themeColor="accent5" w:themeTint="99" w:val="92CDDC"/>
+        <w:color w:themeColor="accent5" w:themeTint="99" w:val="FFB279"/>
         <w:sz w:val="48"/>
       </w:rPr>
     </w:lvl>
@@ -22338,8 +22353,8 @@
   <w:abstractNum w15:restartNumberingAfterBreak="0" w:abstractNumId="7">
     <w:nsid w:val="0BD92726"/>
     <w:multiLevelType w:val="hybridMultilevel"/>
-    <w:tmpl w:val="FDBCD9D6"/>
-    <w:lvl w:ilvl="0" w:tplc="461C0A82">
+    <w:tmpl w:val="87625884"/>
+    <w:lvl w:ilvl="0" w:tplc="20BAC902">
       <w:start w:val="1"/>
       <w:numFmt w:val="bullet"/>
       <w:pStyle w:val="3"/>
@@ -22350,7 +22365,7 @@
       </w:pPr>
       <w:rPr>
         <w:rFonts w:ascii="Webdings" w:hAnsi="Webdings" w:hint="default"/>
-        <w:color w:themeColor="accent3" w:themeTint="99" w:val="C2D69B"/>
+        <w:color w:themeColor="accent3" w:themeTint="99" w:val="C9F296"/>
         <w:sz w:val="48"/>
       </w:rPr>
     </w:lvl>
@@ -22647,7 +22662,7 @@
       </w:pPr>
       <w:rPr>
         <w:rFonts w:ascii="Wingdings" w:hAnsi="Wingdings" w:hint="default"/>
-        <w:color w:themeColor="accent1" w:val="4F81BD"/>
+        <w:color w:themeColor="accent1" w:val="4E67C8"/>
         <w:sz w:val="48"/>
       </w:rPr>
     </w:lvl>
@@ -22763,7 +22778,7 @@
       </w:pPr>
       <w:rPr>
         <w:rFonts w:ascii="Webdings" w:hAnsi="Webdings" w:hint="default"/>
-        <w:color w:themeColor="accent3" w:themeTint="66" w:val="D6E3BC"/>
+        <w:color w:themeColor="accent3" w:themeTint="66" w:val="DBF6B9"/>
         <w:sz w:val="48"/>
       </w:rPr>
     </w:lvl>
@@ -22970,6 +22985,12 @@
     </w:lvl>
   </w:abstractNum>
   <w:abstractNum w15:restartNumberingAfterBreak="0" w:abstractNumId="13">
+    <w:nsid w:val="2F016685"/>
+    <w:multiLevelType w:val="multilevel"/>
+    <w:tmpl w:val="6BE2333E"/>
+    <w:numStyleLink w:val="14"/>
+  </w:abstractNum>
+  <w:abstractNum w15:restartNumberingAfterBreak="0" w:abstractNumId="14">
     <w:nsid w:val="2FB562D1"/>
     <w:multiLevelType w:val="hybridMultilevel"/>
     <w:tmpl w:val="7FF43DC0"/>
@@ -22984,7 +23005,7 @@
       </w:pPr>
       <w:rPr>
         <w:rFonts w:ascii="Wingdings 2" w:hAnsi="Wingdings 2" w:hint="default"/>
-        <w:color w:themeColor="text2" w:val="1F497D"/>
+        <w:color w:themeColor="text2" w:val="212745"/>
       </w:rPr>
     </w:lvl>
     <w:lvl w:ilvl="1" w:tentative="1" w:tplc="0409000B">
@@ -23084,7 +23105,7 @@
       </w:rPr>
     </w:lvl>
   </w:abstractNum>
-  <w:abstractNum w15:restartNumberingAfterBreak="0" w:abstractNumId="14">
+  <w:abstractNum w15:restartNumberingAfterBreak="0" w:abstractNumId="15">
     <w:nsid w:val="2FFB71C6"/>
     <w:multiLevelType w:val="multilevel"/>
     <w:tmpl w:val="0409001D"/>
@@ -23171,7 +23192,7 @@
       </w:pPr>
     </w:lvl>
   </w:abstractNum>
-  <w:abstractNum w15:restartNumberingAfterBreak="0" w:abstractNumId="15">
+  <w:abstractNum w15:restartNumberingAfterBreak="0" w:abstractNumId="16">
     <w:nsid w:val="3EC120C6"/>
     <w:multiLevelType w:val="multilevel"/>
     <w:tmpl w:val="E92E0718"/>
@@ -23186,7 +23207,7 @@
       </w:pPr>
       <w:rPr>
         <w:rFonts w:ascii="Wingdings" w:hAnsi="Wingdings" w:hint="default"/>
-        <w:color w:themeColor="text2" w:val="1F497D"/>
+        <w:color w:themeColor="text2" w:val="212745"/>
       </w:rPr>
     </w:lvl>
     <w:lvl w:ilvl="1">
@@ -23286,7 +23307,7 @@
       </w:rPr>
     </w:lvl>
   </w:abstractNum>
-  <w:abstractNum w15:restartNumberingAfterBreak="0" w:abstractNumId="16">
+  <w:abstractNum w15:restartNumberingAfterBreak="0" w:abstractNumId="17">
     <w:nsid w:val="47E26F0C"/>
     <w:multiLevelType w:val="multilevel"/>
     <w:tmpl w:val="1A162B92"/>
@@ -23301,7 +23322,7 @@
       </w:pPr>
       <w:rPr>
         <w:rFonts w:ascii="Wingdings" w:hAnsi="Wingdings" w:hint="default"/>
-        <w:color w:themeColor="text2" w:val="1F497D"/>
+        <w:color w:themeColor="text2" w:val="212745"/>
       </w:rPr>
     </w:lvl>
     <w:lvl w:ilvl="1">
@@ -23401,7 +23422,7 @@
       </w:rPr>
     </w:lvl>
   </w:abstractNum>
-  <w:abstractNum w15:restartNumberingAfterBreak="0" w:abstractNumId="17">
+  <w:abstractNum w15:restartNumberingAfterBreak="0" w:abstractNumId="18">
     <w:nsid w:val="4B9B3DCD"/>
     <w:multiLevelType w:val="multilevel"/>
     <w:tmpl w:val="CDC476E8"/>
@@ -23488,7 +23509,7 @@
       </w:pPr>
     </w:lvl>
   </w:abstractNum>
-  <w:abstractNum w15:restartNumberingAfterBreak="0" w:abstractNumId="18">
+  <w:abstractNum w15:restartNumberingAfterBreak="0" w:abstractNumId="19">
     <w:nsid w:val="4FEB430E"/>
     <w:multiLevelType w:val="multilevel"/>
     <w:tmpl w:val="0409001D"/>
@@ -23575,7 +23596,7 @@
       </w:pPr>
     </w:lvl>
   </w:abstractNum>
-  <w:abstractNum w15:restartNumberingAfterBreak="0" w:abstractNumId="19">
+  <w:abstractNum w15:restartNumberingAfterBreak="0" w:abstractNumId="20">
     <w:nsid w:val="557D71FA"/>
     <w:multiLevelType w:val="multilevel"/>
     <w:tmpl w:val="C5DAB98E"/>
@@ -23653,7 +23674,7 @@
       </w:pPr>
     </w:lvl>
   </w:abstractNum>
-  <w:abstractNum w15:restartNumberingAfterBreak="0" w:abstractNumId="20">
+  <w:abstractNum w15:restartNumberingAfterBreak="0" w:abstractNumId="21">
     <w:nsid w:val="5D8C1117"/>
     <w:multiLevelType w:val="multilevel"/>
     <w:tmpl w:val="FEDE2990"/>
@@ -23668,7 +23689,7 @@
       </w:pPr>
       <w:rPr>
         <w:rFonts w:ascii="Wingdings" w:hAnsi="Wingdings" w:hint="default"/>
-        <w:color w:themeColor="text2" w:val="1F497D"/>
+        <w:color w:themeColor="text2" w:val="212745"/>
       </w:rPr>
     </w:lvl>
     <w:lvl w:ilvl="1">
@@ -23768,7 +23789,7 @@
       </w:rPr>
     </w:lvl>
   </w:abstractNum>
-  <w:abstractNum w15:restartNumberingAfterBreak="0" w:abstractNumId="21">
+  <w:abstractNum w15:restartNumberingAfterBreak="0" w:abstractNumId="22">
     <w:nsid w:val="5FAD42A2"/>
     <w:multiLevelType w:val="multilevel"/>
     <w:tmpl w:val="6BE2333E"/>
@@ -23783,7 +23804,7 @@
       </w:pPr>
       <w:rPr>
         <w:rFonts w:ascii="Webdings" w:hAnsi="Webdings" w:hint="default"/>
-        <w:color w:themeColor="accent3" w:themeShade="BF" w:val="76923C"/>
+        <w:color w:themeColor="accent3" w:themeShade="BF" w:val="80D219"/>
         <w:sz w:val="48"/>
       </w:rPr>
     </w:lvl>
@@ -23884,7 +23905,7 @@
       </w:rPr>
     </w:lvl>
   </w:abstractNum>
-  <w:abstractNum w15:restartNumberingAfterBreak="0" w:abstractNumId="22">
+  <w:abstractNum w15:restartNumberingAfterBreak="0" w:abstractNumId="23">
     <w:nsid w:val="68781EC4"/>
     <w:multiLevelType w:val="multilevel"/>
     <w:tmpl w:val="5750F540"/>
@@ -23899,7 +23920,7 @@
       </w:pPr>
       <w:rPr>
         <w:rFonts w:ascii="Webdings" w:hAnsi="Webdings" w:hint="default"/>
-        <w:color w:themeColor="accent5" w:themeTint="99" w:val="92CDDC"/>
+        <w:color w:themeColor="accent5" w:themeTint="99" w:val="FFB279"/>
         <w:sz w:val="52"/>
       </w:rPr>
     </w:lvl>
@@ -24000,7 +24021,7 @@
       </w:rPr>
     </w:lvl>
   </w:abstractNum>
-  <w:abstractNum w15:restartNumberingAfterBreak="0" w:abstractNumId="23">
+  <w:abstractNum w15:restartNumberingAfterBreak="0" w:abstractNumId="24">
     <w:nsid w:val="6A2D0C2A"/>
     <w:multiLevelType w:val="multilevel"/>
     <w:tmpl w:val="FDA6815C"/>
@@ -24015,7 +24036,7 @@
       </w:pPr>
       <w:rPr>
         <w:rFonts w:ascii="Webdings" w:hAnsi="Webdings" w:hint="default"/>
-        <w:color w:themeColor="accent3" w:themeTint="99" w:val="C2D69B"/>
+        <w:color w:themeColor="accent3" w:themeTint="99" w:val="C9F296"/>
         <w:sz w:val="48"/>
       </w:rPr>
     </w:lvl>
@@ -24116,7 +24137,93 @@
       </w:rPr>
     </w:lvl>
   </w:abstractNum>
-  <w:abstractNum w15:restartNumberingAfterBreak="0" w:abstractNumId="24">
+  <w:abstractNum w15:restartNumberingAfterBreak="0" w:abstractNumId="25">
+    <w:nsid w:val="6BFB3BAA"/>
+    <w:multiLevelType w:val="multilevel"/>
+    <w:tmpl w:val="6C1260C6"/>
+    <w:lvl w:ilvl="0">
+      <w:start w:val="1"/>
+      <w:numFmt w:val="decimal"/>
+      <w:lvlText w:val="%1."/>
+      <w:lvlJc w:val="left"/>
+      <w:pPr>
+        <w:ind w:hanging="425" w:left="425"/>
+      </w:pPr>
+    </w:lvl>
+    <w:lvl w:ilvl="1">
+      <w:start w:val="1"/>
+      <w:numFmt w:val="decimal"/>
+      <w:lvlText w:val="%1.%2."/>
+      <w:lvlJc w:val="left"/>
+      <w:pPr>
+        <w:ind w:hanging="567" w:left="567"/>
+      </w:pPr>
+    </w:lvl>
+    <w:lvl w:ilvl="2">
+      <w:start w:val="1"/>
+      <w:numFmt w:val="decimal"/>
+      <w:lvlText w:val="%1.%2.%3."/>
+      <w:lvlJc w:val="left"/>
+      <w:pPr>
+        <w:ind w:hanging="709" w:left="709"/>
+      </w:pPr>
+    </w:lvl>
+    <w:lvl w:ilvl="3">
+      <w:start w:val="1"/>
+      <w:numFmt w:val="decimal"/>
+      <w:lvlText w:val="%1.%2.%3.%4."/>
+      <w:lvlJc w:val="left"/>
+      <w:pPr>
+        <w:ind w:hanging="851" w:left="851"/>
+      </w:pPr>
+    </w:lvl>
+    <w:lvl w:ilvl="4">
+      <w:start w:val="1"/>
+      <w:numFmt w:val="decimal"/>
+      <w:lvlText w:val="%1.%2.%3.%4.%5."/>
+      <w:lvlJc w:val="left"/>
+      <w:pPr>
+        <w:ind w:hanging="992" w:left="992"/>
+      </w:pPr>
+    </w:lvl>
+    <w:lvl w:ilvl="5">
+      <w:start w:val="1"/>
+      <w:numFmt w:val="decimal"/>
+      <w:lvlText w:val="%1.%2.%3.%4.%5.%6."/>
+      <w:lvlJc w:val="left"/>
+      <w:pPr>
+        <w:ind w:hanging="1134" w:left="1134"/>
+      </w:pPr>
+    </w:lvl>
+    <w:lvl w:ilvl="6">
+      <w:start w:val="1"/>
+      <w:numFmt w:val="decimal"/>
+      <w:lvlText w:val="%1.%2.%3.%4.%5.%6.%7."/>
+      <w:lvlJc w:val="left"/>
+      <w:pPr>
+        <w:ind w:hanging="1276" w:left="1276"/>
+      </w:pPr>
+    </w:lvl>
+    <w:lvl w:ilvl="7">
+      <w:start w:val="1"/>
+      <w:numFmt w:val="decimal"/>
+      <w:lvlText w:val="%1.%2.%3.%4.%5.%6.%7.%8."/>
+      <w:lvlJc w:val="left"/>
+      <w:pPr>
+        <w:ind w:hanging="1418" w:left="1418"/>
+      </w:pPr>
+    </w:lvl>
+    <w:lvl w:ilvl="8">
+      <w:start w:val="1"/>
+      <w:numFmt w:val="decimal"/>
+      <w:lvlText w:val="%1.%2.%3.%4.%5.%6.%7.%8.%9."/>
+      <w:lvlJc w:val="left"/>
+      <w:pPr>
+        <w:ind w:hanging="1559" w:left="1559"/>
+      </w:pPr>
+    </w:lvl>
+  </w:abstractNum>
+  <w:abstractNum w15:restartNumberingAfterBreak="0" w:abstractNumId="26">
     <w:nsid w:val="794B0ED4"/>
     <w:multiLevelType w:val="multilevel"/>
     <w:tmpl w:val="53485AFE"/>
@@ -24131,7 +24238,7 @@
       </w:pPr>
       <w:rPr>
         <w:rFonts w:ascii="Wingdings" w:hAnsi="Wingdings" w:hint="default"/>
-        <w:color w:themeColor="text2" w:val="1F497D"/>
+        <w:color w:themeColor="text2" w:val="212745"/>
       </w:rPr>
     </w:lvl>
     <w:lvl w:ilvl="1">
@@ -24495,176 +24602,6 @@
       </w:pPr>
     </w:lvl>
   </w:abstractNum>
-  <w:abstractNum w:abstractNumId="99414">
-    <w:nsid w:val="00A99414"/>
-    <w:multiLevelType w:val="multilevel"/>
-    <w:lvl w:ilvl="0">
-      <w:start w:val="4"/>
-      <w:numFmt w:val="decimal"/>
-      <w:lvlText w:val="%1."/>
-      <w:lvlJc w:val="left"/>
-      <w:pPr>
-        <w:ind w:left="720" w:hanging="360"/>
-      </w:pPr>
-    </w:lvl>
-    <w:lvl w:ilvl="1">
-      <w:start w:val="4"/>
-      <w:numFmt w:val="decimal"/>
-      <w:lvlText w:val="%2."/>
-      <w:lvlJc w:val="left"/>
-      <w:pPr>
-        <w:ind w:left="1440" w:hanging="360"/>
-      </w:pPr>
-    </w:lvl>
-    <w:lvl w:ilvl="2">
-      <w:start w:val="4"/>
-      <w:numFmt w:val="decimal"/>
-      <w:lvlText w:val="%3."/>
-      <w:lvlJc w:val="left"/>
-      <w:pPr>
-        <w:ind w:left="2160" w:hanging="360"/>
-      </w:pPr>
-    </w:lvl>
-    <w:lvl w:ilvl="3">
-      <w:start w:val="4"/>
-      <w:numFmt w:val="decimal"/>
-      <w:lvlText w:val="%4."/>
-      <w:lvlJc w:val="left"/>
-      <w:pPr>
-        <w:ind w:left="2880" w:hanging="360"/>
-      </w:pPr>
-    </w:lvl>
-    <w:lvl w:ilvl="4">
-      <w:start w:val="4"/>
-      <w:numFmt w:val="decimal"/>
-      <w:lvlText w:val="%5."/>
-      <w:lvlJc w:val="left"/>
-      <w:pPr>
-        <w:ind w:left="3600" w:hanging="360"/>
-      </w:pPr>
-    </w:lvl>
-    <w:lvl w:ilvl="5">
-      <w:start w:val="4"/>
-      <w:numFmt w:val="decimal"/>
-      <w:lvlText w:val="%6."/>
-      <w:lvlJc w:val="left"/>
-      <w:pPr>
-        <w:ind w:left="4320" w:hanging="360"/>
-      </w:pPr>
-    </w:lvl>
-    <w:lvl w:ilvl="6">
-      <w:start w:val="4"/>
-      <w:numFmt w:val="decimal"/>
-      <w:lvlText w:val="%7."/>
-      <w:lvlJc w:val="left"/>
-      <w:pPr>
-        <w:ind w:left="5040" w:hanging="360"/>
-      </w:pPr>
-    </w:lvl>
-    <w:lvl w:ilvl="7">
-      <w:start w:val="4"/>
-      <w:numFmt w:val="decimal"/>
-      <w:lvlText w:val="%8."/>
-      <w:lvlJc w:val="left"/>
-      <w:pPr>
-        <w:ind w:left="5760" w:hanging="360"/>
-      </w:pPr>
-    </w:lvl>
-    <w:lvl w:ilvl="8">
-      <w:start w:val="4"/>
-      <w:numFmt w:val="decimal"/>
-      <w:lvlText w:val="%9."/>
-      <w:lvlJc w:val="left"/>
-      <w:pPr>
-        <w:ind w:left="6480" w:hanging="360"/>
-      </w:pPr>
-    </w:lvl>
-  </w:abstractNum>
-  <w:abstractNum w:abstractNumId="99417">
-    <w:nsid w:val="00A99417"/>
-    <w:multiLevelType w:val="multilevel"/>
-    <w:lvl w:ilvl="0">
-      <w:start w:val="7"/>
-      <w:numFmt w:val="decimal"/>
-      <w:lvlText w:val="%1."/>
-      <w:lvlJc w:val="left"/>
-      <w:pPr>
-        <w:ind w:left="720" w:hanging="360"/>
-      </w:pPr>
-    </w:lvl>
-    <w:lvl w:ilvl="1">
-      <w:start w:val="7"/>
-      <w:numFmt w:val="decimal"/>
-      <w:lvlText w:val="%2."/>
-      <w:lvlJc w:val="left"/>
-      <w:pPr>
-        <w:ind w:left="1440" w:hanging="360"/>
-      </w:pPr>
-    </w:lvl>
-    <w:lvl w:ilvl="2">
-      <w:start w:val="7"/>
-      <w:numFmt w:val="decimal"/>
-      <w:lvlText w:val="%3."/>
-      <w:lvlJc w:val="left"/>
-      <w:pPr>
-        <w:ind w:left="2160" w:hanging="360"/>
-      </w:pPr>
-    </w:lvl>
-    <w:lvl w:ilvl="3">
-      <w:start w:val="7"/>
-      <w:numFmt w:val="decimal"/>
-      <w:lvlText w:val="%4."/>
-      <w:lvlJc w:val="left"/>
-      <w:pPr>
-        <w:ind w:left="2880" w:hanging="360"/>
-      </w:pPr>
-    </w:lvl>
-    <w:lvl w:ilvl="4">
-      <w:start w:val="7"/>
-      <w:numFmt w:val="decimal"/>
-      <w:lvlText w:val="%5."/>
-      <w:lvlJc w:val="left"/>
-      <w:pPr>
-        <w:ind w:left="3600" w:hanging="360"/>
-      </w:pPr>
-    </w:lvl>
-    <w:lvl w:ilvl="5">
-      <w:start w:val="7"/>
-      <w:numFmt w:val="decimal"/>
-      <w:lvlText w:val="%6."/>
-      <w:lvlJc w:val="left"/>
-      <w:pPr>
-        <w:ind w:left="4320" w:hanging="360"/>
-      </w:pPr>
-    </w:lvl>
-    <w:lvl w:ilvl="6">
-      <w:start w:val="7"/>
-      <w:numFmt w:val="decimal"/>
-      <w:lvlText w:val="%7."/>
-      <w:lvlJc w:val="left"/>
-      <w:pPr>
-        <w:ind w:left="5040" w:hanging="360"/>
-      </w:pPr>
-    </w:lvl>
-    <w:lvl w:ilvl="7">
-      <w:start w:val="7"/>
-      <w:numFmt w:val="decimal"/>
-      <w:lvlText w:val="%8."/>
-      <w:lvlJc w:val="left"/>
-      <w:pPr>
-        <w:ind w:left="5760" w:hanging="360"/>
-      </w:pPr>
-    </w:lvl>
-    <w:lvl w:ilvl="8">
-      <w:start w:val="7"/>
-      <w:numFmt w:val="decimal"/>
-      <w:lvlText w:val="%9."/>
-      <w:lvlJc w:val="left"/>
-      <w:pPr>
-        <w:ind w:left="6480" w:hanging="360"/>
-      </w:pPr>
-    </w:lvl>
-  </w:abstractNum>
   <w:abstractNum w:abstractNumId="992">
     <w:nsid w:val="0000A992"/>
     <w:multiLevelType w:val="multilevel"/>
@@ -24751,28 +24688,28 @@
     <w:abstractNumId w:val="7"/>
   </w:num>
   <w:num w16cid:durableId="1300265163" w:numId="4">
-    <w:abstractNumId w:val="18"/>
+    <w:abstractNumId w:val="19"/>
   </w:num>
   <w:num w16cid:durableId="1590312411" w:numId="5">
+    <w:abstractNumId w:val="15"/>
+  </w:num>
+  <w:num w16cid:durableId="1809011301" w:numId="6">
+    <w:abstractNumId w:val="23"/>
+  </w:num>
+  <w:num w16cid:durableId="1521627423" w:numId="7">
     <w:abstractNumId w:val="14"/>
   </w:num>
-  <w:num w16cid:durableId="1809011301" w:numId="6">
-    <w:abstractNumId w:val="22"/>
-  </w:num>
-  <w:num w16cid:durableId="1521627423" w:numId="7">
-    <w:abstractNumId w:val="13"/>
-  </w:num>
   <w:num w16cid:durableId="503470101" w:numId="8">
-    <w:abstractNumId w:val="24"/>
+    <w:abstractNumId w:val="26"/>
   </w:num>
   <w:num w16cid:durableId="2119640755" w:numId="9">
-    <w:abstractNumId w:val="15"/>
+    <w:abstractNumId w:val="16"/>
   </w:num>
   <w:num w16cid:durableId="1356888436" w:numId="10">
-    <w:abstractNumId w:val="20"/>
+    <w:abstractNumId w:val="21"/>
   </w:num>
   <w:num w16cid:durableId="2113431899" w:numId="11">
-    <w:abstractNumId w:val="16"/>
+    <w:abstractNumId w:val="17"/>
   </w:num>
   <w:num w16cid:durableId="1384644855" w:numId="12">
     <w:abstractNumId w:val="4"/>
@@ -24781,7 +24718,7 @@
     <w:abstractNumId w:val="5"/>
   </w:num>
   <w:num w16cid:durableId="1137183002" w:numId="14">
-    <w:abstractNumId w:val="19"/>
+    <w:abstractNumId w:val="20"/>
   </w:num>
   <w:num w16cid:durableId="1541895664" w:numId="15">
     <w:abstractNumId w:val="8"/>
@@ -24790,7 +24727,7 @@
     <w:abstractNumId w:val="12"/>
   </w:num>
   <w:num w16cid:durableId="515703614" w:numId="17">
-    <w:abstractNumId w:val="17"/>
+    <w:abstractNumId w:val="18"/>
   </w:num>
   <w:num w16cid:durableId="1153134212" w:numId="18">
     <w:abstractNumId w:val="3"/>
@@ -24808,13 +24745,19 @@
     <w:abstractNumId w:val="6"/>
   </w:num>
   <w:num w16cid:durableId="1402168991" w:numId="23">
-    <w:abstractNumId w:val="23"/>
+    <w:abstractNumId w:val="24"/>
   </w:num>
   <w:num w16cid:durableId="1940405217" w:numId="24">
-    <w:abstractNumId w:val="21"/>
+    <w:abstractNumId w:val="22"/>
   </w:num>
   <w:num w16cid:durableId="2713043" w:numId="25">
     <w:abstractNumId w:val="11"/>
+  </w:num>
+  <w:num w16cid:durableId="1101605756" w:numId="26">
+    <w:abstractNumId w:val="25"/>
+  </w:num>
+  <w:num w16cid:durableId="999189955" w:numId="27">
+    <w:abstractNumId w:val="13"/>
   </w:num>
   <w:num w:numId="1000">
     <w:abstractNumId w:val="990"/>
@@ -25729,63 +25672,63 @@
     </w:lvlOverride>
   </w:num>
   <w:num w:numId="1142">
-    <w:abstractNumId w:val="99414"/>
+    <w:abstractNumId w:val="99411"/>
     <w:lvlOverride w:ilvl="0">
-      <w:startOverride w:val="4"/>
+      <w:startOverride w:val="1"/>
     </w:lvlOverride>
     <w:lvlOverride w:ilvl="1">
-      <w:startOverride w:val="4"/>
+      <w:startOverride w:val="1"/>
     </w:lvlOverride>
     <w:lvlOverride w:ilvl="2">
-      <w:startOverride w:val="4"/>
+      <w:startOverride w:val="1"/>
     </w:lvlOverride>
     <w:lvlOverride w:ilvl="3">
-      <w:startOverride w:val="4"/>
+      <w:startOverride w:val="1"/>
     </w:lvlOverride>
     <w:lvlOverride w:ilvl="4">
-      <w:startOverride w:val="4"/>
+      <w:startOverride w:val="1"/>
     </w:lvlOverride>
     <w:lvlOverride w:ilvl="5">
-      <w:startOverride w:val="4"/>
+      <w:startOverride w:val="1"/>
     </w:lvlOverride>
     <w:lvlOverride w:ilvl="6">
-      <w:startOverride w:val="4"/>
+      <w:startOverride w:val="1"/>
     </w:lvlOverride>
     <w:lvlOverride w:ilvl="7">
-      <w:startOverride w:val="4"/>
+      <w:startOverride w:val="1"/>
     </w:lvlOverride>
     <w:lvlOverride w:ilvl="8">
-      <w:startOverride w:val="4"/>
+      <w:startOverride w:val="1"/>
     </w:lvlOverride>
   </w:num>
   <w:num w:numId="1143">
-    <w:abstractNumId w:val="99417"/>
+    <w:abstractNumId w:val="99411"/>
     <w:lvlOverride w:ilvl="0">
-      <w:startOverride w:val="7"/>
+      <w:startOverride w:val="1"/>
     </w:lvlOverride>
     <w:lvlOverride w:ilvl="1">
-      <w:startOverride w:val="7"/>
+      <w:startOverride w:val="1"/>
     </w:lvlOverride>
     <w:lvlOverride w:ilvl="2">
-      <w:startOverride w:val="7"/>
+      <w:startOverride w:val="1"/>
     </w:lvlOverride>
     <w:lvlOverride w:ilvl="3">
-      <w:startOverride w:val="7"/>
+      <w:startOverride w:val="1"/>
     </w:lvlOverride>
     <w:lvlOverride w:ilvl="4">
-      <w:startOverride w:val="7"/>
+      <w:startOverride w:val="1"/>
     </w:lvlOverride>
     <w:lvlOverride w:ilvl="5">
-      <w:startOverride w:val="7"/>
+      <w:startOverride w:val="1"/>
     </w:lvlOverride>
     <w:lvlOverride w:ilvl="6">
-      <w:startOverride w:val="7"/>
+      <w:startOverride w:val="1"/>
     </w:lvlOverride>
     <w:lvlOverride w:ilvl="7">
-      <w:startOverride w:val="7"/>
+      <w:startOverride w:val="1"/>
     </w:lvlOverride>
     <w:lvlOverride w:ilvl="8">
-      <w:startOverride w:val="7"/>
+      <w:startOverride w:val="1"/>
     </w:lvlOverride>
   </w:num>
   <w:num w:numId="1144">
@@ -26224,18 +26167,17 @@
     <w:link w:val="17"/>
     <w:uiPriority w:val="9"/>
     <w:qFormat/>
-    <w:rsid w:val="00256050"/>
+    <w:rsid w:val="00EB2253"/>
     <w:pPr>
       <w:keepNext/>
       <w:keepLines/>
       <w:pBdr>
-        <w:left w:color="C2D69B" w:space="0" w:sz="48" w:themeColor="accent3" w:themeTint="99" w:val="single"/>
-        <w:bottom w:color="4F81BD" w:space="0" w:sz="4" w:themeColor="accent1" w:val="dashSmallGap"/>
+        <w:left w:color="C9F296" w:space="0" w:sz="48" w:themeColor="accent3" w:themeTint="99" w:val="single"/>
+        <w:bottom w:color="4E67C8" w:space="0" w:sz="4" w:themeColor="accent1" w:val="dashSmallGap"/>
       </w:pBdr>
       <w:shd w:color="auto" w:fill="F2F2F2" w:themeFill="background1" w:themeFillShade="F2" w:val="clear"/>
       <w:snapToGrid w:val="0"/>
-      <w:spacing w:after="100" w:afterLines="100" w:before="480"/>
-      <w:ind w:firstLine="50" w:firstLineChars="50"/>
+      <w:spacing w:after="240" w:afterLines="100" w:before="480"/>
       <w:textAlignment w:val="bottom"/>
       <w:outlineLvl w:val="0"/>
     </w:pPr>
@@ -26254,24 +26196,25 @@
     <w:uiPriority w:val="9"/>
     <w:unhideWhenUsed/>
     <w:qFormat/>
-    <w:rsid w:val="00256050"/>
+    <w:rsid w:val="00EB2253"/>
     <w:pPr>
       <w:keepNext/>
       <w:keepLines/>
       <w:pBdr>
         <w:top w:color="595959" w:space="1" w:sz="6" w:themeColor="text1" w:themeTint="A6" w:val="single"/>
-        <w:left w:color="C2D69B" w:space="4" w:sz="48" w:themeColor="accent3" w:themeTint="99" w:val="single"/>
+        <w:left w:color="C9F296" w:space="4" w:sz="48" w:themeColor="accent3" w:themeTint="99" w:val="single"/>
         <w:bottom w:color="595959" w:space="1" w:sz="6" w:themeColor="text1" w:themeTint="A6" w:val="single"/>
         <w:right w:color="595959" w:space="4" w:sz="6" w:themeColor="text1" w:themeTint="A6" w:val="single"/>
       </w:pBdr>
       <w:snapToGrid w:val="0"/>
-      <w:spacing w:after="50" w:afterLines="50" w:before="240"/>
+      <w:spacing w:after="120" w:afterLines="50" w:before="240"/>
       <w:outlineLvl w:val="1"/>
     </w:pPr>
     <w:rPr>
       <w:rFonts w:ascii="Source Han Code JP M" w:cs="Source Han Code JP M" w:eastAsia="Source Han Code JP M" w:hAnsi="Source Han Code JP M"/>
       <w:sz w:val="40"/>
       <w:szCs w:val="40"/>
+      <w:lang w:eastAsia="ja"/>
     </w:rPr>
   </w:style>
   <w:style w:styleId="3" w:type="paragraph">
@@ -26282,15 +26225,15 @@
     <w:uiPriority w:val="9"/>
     <w:unhideWhenUsed/>
     <w:qFormat/>
-    <w:rsid w:val="00256050"/>
+    <w:rsid w:val="00FC046E"/>
     <w:pPr>
       <w:keepNext/>
       <w:keepLines/>
       <w:numPr>
         <w:numId w:val="3"/>
       </w:numPr>
-      <w:shd w:color="auto" w:fill="D6E3BC" w:themeFill="accent3" w:themeFillTint="66" w:val="clear"/>
-      <w:spacing w:after="50" w:afterLines="50" w:before="200"/>
+      <w:shd w:color="auto" w:fill="DBF6B9" w:themeFill="accent3" w:themeFillTint="66" w:val="clear"/>
+      <w:spacing w:after="120" w:afterLines="50" w:before="200"/>
       <w:outlineLvl w:val="2"/>
     </w:pPr>
     <w:rPr>
@@ -26320,7 +26263,7 @@
     </w:pPr>
     <w:rPr>
       <w:rFonts w:ascii="Source Han Code JP M" w:cs="Source Han Code JP M" w:eastAsia="Source Han Code JP M" w:hAnsi="Source Han Code JP M"/>
-      <w:color w:themeColor="text2" w:val="1F497D"/>
+      <w:color w:themeColor="text2" w:val="212745"/>
       <w:sz w:val="28"/>
       <w:szCs w:val="28"/>
     </w:rPr>
@@ -26361,7 +26304,7 @@
     </w:pPr>
     <w:rPr>
       <w:rFonts w:asciiTheme="majorHAnsi" w:cstheme="majorBidi" w:eastAsia="源ノ角ゴシック Code JP M" w:hAnsiTheme="majorHAnsi"/>
-      <w:color w:themeColor="accent1" w:val="4F81BD"/>
+      <w:color w:themeColor="accent1" w:val="4E67C8"/>
     </w:rPr>
   </w:style>
   <w:style w:styleId="70" w:type="paragraph">
@@ -26380,7 +26323,7 @@
     </w:pPr>
     <w:rPr>
       <w:rFonts w:asciiTheme="majorHAnsi" w:cstheme="majorBidi" w:eastAsia="源ノ角ゴシック Code JP M" w:hAnsiTheme="majorHAnsi"/>
-      <w:color w:themeColor="accent1" w:val="4F81BD"/>
+      <w:color w:themeColor="accent1" w:val="4E67C8"/>
     </w:rPr>
   </w:style>
   <w:style w:styleId="80" w:type="paragraph">
@@ -26399,7 +26342,7 @@
     </w:pPr>
     <w:rPr>
       <w:rFonts w:asciiTheme="majorHAnsi" w:cstheme="majorBidi" w:eastAsia="源ノ角ゴシック Code JP M" w:hAnsiTheme="majorHAnsi"/>
-      <w:color w:themeColor="accent1" w:val="4F81BD"/>
+      <w:color w:themeColor="accent1" w:val="4E67C8"/>
     </w:rPr>
   </w:style>
   <w:style w:styleId="90" w:type="paragraph">
@@ -26418,7 +26361,7 @@
     </w:pPr>
     <w:rPr>
       <w:rFonts w:asciiTheme="majorHAnsi" w:cstheme="majorBidi" w:eastAsia="源ノ角ゴシック Code JP M" w:hAnsiTheme="majorHAnsi"/>
-      <w:color w:themeColor="accent1" w:val="4F81BD"/>
+      <w:color w:themeColor="accent1" w:val="4E67C8"/>
     </w:rPr>
   </w:style>
   <w:style w:default="1" w:styleId="a3" w:type="character">
@@ -26497,7 +26440,7 @@
       <w:rFonts w:asciiTheme="majorHAnsi" w:cstheme="majorBidi" w:eastAsia="源ノ角ゴシック Code JP H" w:hAnsiTheme="majorHAnsi"/>
       <w:b/>
       <w:bCs/>
-      <w:color w:themeColor="accent1" w:themeShade="B5" w:val="345A8A"/>
+      <w:color w:themeColor="accent1" w:themeShade="B5" w:val="2E4396"/>
       <w:sz w:val="36"/>
       <w:szCs w:val="36"/>
     </w:rPr>
@@ -26575,12 +26518,12 @@
     <w:rsid w:val="00256050"/>
     <w:pPr>
       <w:pBdr>
-        <w:top w:color="EAF1DD" w:space="1" w:sz="48" w:themeColor="accent3" w:themeTint="33" w:val="single"/>
-        <w:left w:color="EAF1DD" w:space="4" w:sz="48" w:themeColor="accent3" w:themeTint="33" w:val="single"/>
-        <w:bottom w:color="EAF1DD" w:space="1" w:sz="48" w:themeColor="accent3" w:themeTint="33" w:val="single"/>
-        <w:right w:color="EAF1DD" w:space="4" w:sz="48" w:themeColor="accent3" w:themeTint="33" w:val="single"/>
+        <w:top w:color="EDFADC" w:space="1" w:sz="48" w:themeColor="accent3" w:themeTint="33" w:val="single"/>
+        <w:left w:color="EDFADC" w:space="4" w:sz="48" w:themeColor="accent3" w:themeTint="33" w:val="single"/>
+        <w:bottom w:color="EDFADC" w:space="1" w:sz="48" w:themeColor="accent3" w:themeTint="33" w:val="single"/>
+        <w:right w:color="EDFADC" w:space="4" w:sz="48" w:themeColor="accent3" w:themeTint="33" w:val="single"/>
       </w:pBdr>
-      <w:shd w:color="auto" w:fill="EAF1DD" w:themeFill="accent3" w:themeFillTint="33" w:val="clear"/>
+      <w:shd w:color="auto" w:fill="EDFADC" w:themeFill="accent3" w:themeFillTint="33" w:val="clear"/>
       <w:spacing w:after="100" w:before="100"/>
       <w:ind w:left="480" w:right="480"/>
     </w:pPr>
@@ -26700,7 +26643,7 @@
       <w:bCs/>
       <w:i w:val="0"/>
       <w:iCs w:val="0"/>
-      <w:color w:themeColor="accent5" w:val="4BACC6"/>
+      <w:color w:themeColor="accent5" w:val="FF8021"/>
       <w:sz w:val="28"/>
       <w:szCs w:val="16"/>
       <w:vertAlign w:val="superscript"/>
@@ -26710,7 +26653,7 @@
     <w:name w:val="Hyperlink"/>
     <w:basedOn w:val="ad"/>
     <w:rPr>
-      <w:color w:themeColor="accent1" w:val="4F81BD"/>
+      <w:color w:themeColor="accent1" w:val="4E67C8"/>
     </w:rPr>
   </w:style>
   <w:style w:styleId="af0" w:type="paragraph">
@@ -26728,7 +26671,7 @@
       <w:rFonts w:eastAsiaTheme="majorEastAsia"/>
       <w:b/>
       <w:bCs w:val="0"/>
-      <w:color w:themeColor="accent1" w:themeShade="BF" w:val="365F91"/>
+      <w:color w:themeColor="accent1" w:themeShade="BF" w:val="31479E"/>
     </w:rPr>
   </w:style>
   <w:style w:styleId="af1" w:type="paragraph">
@@ -26797,13 +26740,13 @@
     <w:basedOn w:val="a3"/>
     <w:link w:val="3"/>
     <w:uiPriority w:val="9"/>
-    <w:rsid w:val="00256050"/>
+    <w:rsid w:val="00FC046E"/>
     <w:rPr>
       <w:rFonts w:ascii="Source Han Code JP M" w:cs="Source Han Code JP M" w:eastAsia="Source Han Code JP R" w:hAnsi="Source Han Code JP M"/>
       <w:color w:themeColor="text1" w:themeTint="D9" w:val="262626"/>
       <w:sz w:val="32"/>
       <w:szCs w:val="28"/>
-      <w:shd w:color="auto" w:fill="D6E3BC" w:themeFill="accent3" w:themeFillTint="66" w:val="clear"/>
+      <w:shd w:color="auto" w:fill="DBF6B9" w:themeFill="accent3" w:themeFillTint="66" w:val="clear"/>
     </w:rPr>
   </w:style>
   <w:style w:customStyle="1" w:styleId="17" w:type="character">
@@ -26811,7 +26754,7 @@
     <w:basedOn w:val="a3"/>
     <w:link w:val="16"/>
     <w:uiPriority w:val="9"/>
-    <w:rsid w:val="00256050"/>
+    <w:rsid w:val="00EB2253"/>
     <w:rPr>
       <w:rFonts w:ascii="Source Han Code JP R" w:cstheme="majorBidi" w:eastAsia="Source Han Code JP R" w:hAnsi="Source Han Code JP R"/>
       <w:bCs/>
@@ -26833,10 +26776,10 @@
       <w:tblStyleRowBandSize w:val="1"/>
       <w:tblStyleColBandSize w:val="1"/>
       <w:tblBorders>
-        <w:top w:color="4BACC6" w:space="0" w:sz="4" w:themeColor="accent5" w:val="single"/>
-        <w:left w:color="4BACC6" w:space="0" w:sz="4" w:themeColor="accent5" w:val="single"/>
-        <w:bottom w:color="4BACC6" w:space="0" w:sz="4" w:themeColor="accent5" w:val="single"/>
-        <w:right w:color="4BACC6" w:space="0" w:sz="4" w:themeColor="accent5" w:val="single"/>
+        <w:top w:color="FF8021" w:space="0" w:sz="4" w:themeColor="accent5" w:val="single"/>
+        <w:left w:color="FF8021" w:space="0" w:sz="4" w:themeColor="accent5" w:val="single"/>
+        <w:bottom w:color="FF8021" w:space="0" w:sz="4" w:themeColor="accent5" w:val="single"/>
+        <w:right w:color="FF8021" w:space="0" w:sz="4" w:themeColor="accent5" w:val="single"/>
       </w:tblBorders>
     </w:tblPr>
     <w:tblStylePr w:type="firstRow">
@@ -26847,7 +26790,7 @@
       </w:rPr>
       <w:tblPr/>
       <w:tcPr>
-        <w:shd w:color="auto" w:fill="4BACC6" w:themeFill="accent5" w:val="clear"/>
+        <w:shd w:color="auto" w:fill="FF8021" w:themeFill="accent5" w:val="clear"/>
       </w:tcPr>
     </w:tblStylePr>
     <w:tblStylePr w:type="lastRow">
@@ -26858,7 +26801,7 @@
       <w:tblPr/>
       <w:tcPr>
         <w:tcBorders>
-          <w:top w:color="4BACC6" w:space="0" w:sz="4" w:themeColor="accent5" w:val="double"/>
+          <w:top w:color="FF8021" w:space="0" w:sz="4" w:themeColor="accent5" w:val="double"/>
         </w:tcBorders>
         <w:shd w:color="auto" w:fill="FFFFFF" w:themeFill="background1" w:val="clear"/>
       </w:tcPr>
@@ -26893,8 +26836,8 @@
       <w:tblPr/>
       <w:tcPr>
         <w:tcBorders>
-          <w:left w:color="4BACC6" w:space="0" w:sz="4" w:themeColor="accent5" w:val="single"/>
-          <w:right w:color="4BACC6" w:space="0" w:sz="4" w:themeColor="accent5" w:val="single"/>
+          <w:left w:color="FF8021" w:space="0" w:sz="4" w:themeColor="accent5" w:val="single"/>
+          <w:right w:color="FF8021" w:space="0" w:sz="4" w:themeColor="accent5" w:val="single"/>
         </w:tcBorders>
       </w:tcPr>
     </w:tblStylePr>
@@ -26902,8 +26845,8 @@
       <w:tblPr/>
       <w:tcPr>
         <w:tcBorders>
-          <w:top w:color="4BACC6" w:space="0" w:sz="4" w:themeColor="accent5" w:val="single"/>
-          <w:bottom w:color="4BACC6" w:space="0" w:sz="4" w:themeColor="accent5" w:val="single"/>
+          <w:top w:color="FF8021" w:space="0" w:sz="4" w:themeColor="accent5" w:val="single"/>
+          <w:bottom w:color="FF8021" w:space="0" w:sz="4" w:themeColor="accent5" w:val="single"/>
           <w:insideH w:val="nil"/>
         </w:tcBorders>
       </w:tcPr>
@@ -26930,7 +26873,7 @@
       <w:tblPr/>
       <w:tcPr>
         <w:tcBorders>
-          <w:top w:color="4BACC6" w:space="0" w:sz="4" w:themeColor="accent5" w:val="double"/>
+          <w:top w:color="FF8021" w:space="0" w:sz="4" w:themeColor="accent5" w:val="double"/>
           <w:left w:val="nil"/>
         </w:tcBorders>
       </w:tcPr>
@@ -26939,7 +26882,7 @@
       <w:tblPr/>
       <w:tcPr>
         <w:tcBorders>
-          <w:top w:color="4BACC6" w:space="0" w:sz="4" w:themeColor="accent5" w:val="double"/>
+          <w:top w:color="FF8021" w:space="0" w:sz="4" w:themeColor="accent5" w:val="double"/>
           <w:right w:val="nil"/>
         </w:tcBorders>
       </w:tcPr>
@@ -27060,7 +27003,7 @@
     <w:basedOn w:val="a3"/>
     <w:rsid w:val="00BD595A"/>
     <w:rPr>
-      <w:color w:themeColor="followedHyperlink" w:val="800080"/>
+      <w:color w:themeColor="followedHyperlink" w:val="59A8D1"/>
       <w:u w:val="single"/>
     </w:rPr>
   </w:style>
@@ -27076,12 +27019,12 @@
       <w:tblStyleRowBandSize w:val="1"/>
       <w:tblStyleColBandSize w:val="1"/>
       <w:tblBorders>
-        <w:top w:color="92CDDC" w:space="0" w:sz="4" w:themeColor="accent5" w:themeTint="99" w:val="single"/>
-        <w:left w:color="92CDDC" w:space="0" w:sz="4" w:themeColor="accent5" w:themeTint="99" w:val="single"/>
-        <w:bottom w:color="92CDDC" w:space="0" w:sz="4" w:themeColor="accent5" w:themeTint="99" w:val="single"/>
-        <w:right w:color="92CDDC" w:space="0" w:sz="4" w:themeColor="accent5" w:themeTint="99" w:val="single"/>
-        <w:insideH w:color="92CDDC" w:space="0" w:sz="4" w:themeColor="accent5" w:themeTint="99" w:val="single"/>
-        <w:insideV w:color="92CDDC" w:space="0" w:sz="4" w:themeColor="accent5" w:themeTint="99" w:val="single"/>
+        <w:top w:color="FFB279" w:space="0" w:sz="4" w:themeColor="accent5" w:themeTint="99" w:val="single"/>
+        <w:left w:color="FFB279" w:space="0" w:sz="4" w:themeColor="accent5" w:themeTint="99" w:val="single"/>
+        <w:bottom w:color="FFB279" w:space="0" w:sz="4" w:themeColor="accent5" w:themeTint="99" w:val="single"/>
+        <w:right w:color="FFB279" w:space="0" w:sz="4" w:themeColor="accent5" w:themeTint="99" w:val="single"/>
+        <w:insideH w:color="FFB279" w:space="0" w:sz="4" w:themeColor="accent5" w:themeTint="99" w:val="single"/>
+        <w:insideV w:color="FFB279" w:space="0" w:sz="4" w:themeColor="accent5" w:themeTint="99" w:val="single"/>
       </w:tblBorders>
     </w:tblPr>
     <w:tblStylePr w:type="firstRow">
@@ -27093,14 +27036,14 @@
       <w:tblPr/>
       <w:tcPr>
         <w:tcBorders>
-          <w:top w:color="4BACC6" w:space="0" w:sz="4" w:themeColor="accent5" w:val="single"/>
-          <w:left w:color="4BACC6" w:space="0" w:sz="4" w:themeColor="accent5" w:val="single"/>
-          <w:bottom w:color="4BACC6" w:space="0" w:sz="4" w:themeColor="accent5" w:val="single"/>
-          <w:right w:color="4BACC6" w:space="0" w:sz="4" w:themeColor="accent5" w:val="single"/>
+          <w:top w:color="FF8021" w:space="0" w:sz="4" w:themeColor="accent5" w:val="single"/>
+          <w:left w:color="FF8021" w:space="0" w:sz="4" w:themeColor="accent5" w:val="single"/>
+          <w:bottom w:color="FF8021" w:space="0" w:sz="4" w:themeColor="accent5" w:val="single"/>
+          <w:right w:color="FF8021" w:space="0" w:sz="4" w:themeColor="accent5" w:val="single"/>
           <w:insideH w:val="nil"/>
           <w:insideV w:val="nil"/>
         </w:tcBorders>
-        <w:shd w:color="auto" w:fill="4BACC6" w:themeFill="accent5" w:val="clear"/>
+        <w:shd w:color="auto" w:fill="FF8021" w:themeFill="accent5" w:val="clear"/>
       </w:tcPr>
     </w:tblStylePr>
     <w:tblStylePr w:type="lastRow">
@@ -27111,7 +27054,7 @@
       <w:tblPr/>
       <w:tcPr>
         <w:tcBorders>
-          <w:top w:color="4BACC6" w:space="0" w:sz="4" w:themeColor="accent5" w:val="double"/>
+          <w:top w:color="FF8021" w:space="0" w:sz="4" w:themeColor="accent5" w:val="double"/>
         </w:tcBorders>
       </w:tcPr>
     </w:tblStylePr>
@@ -27130,13 +27073,13 @@
     <w:tblStylePr w:type="band1Vert">
       <w:tblPr/>
       <w:tcPr>
-        <w:shd w:color="auto" w:fill="DAEEF3" w:themeFill="accent5" w:themeFillTint="33" w:val="clear"/>
+        <w:shd w:color="auto" w:fill="FFE5D2" w:themeFill="accent5" w:themeFillTint="33" w:val="clear"/>
       </w:tcPr>
     </w:tblStylePr>
     <w:tblStylePr w:type="band1Horz">
       <w:tblPr/>
       <w:tcPr>
-        <w:shd w:color="auto" w:fill="DAEEF3" w:themeFill="accent5" w:themeFillTint="33" w:val="clear"/>
+        <w:shd w:color="auto" w:fill="FFE5D2" w:themeFill="accent5" w:themeFillTint="33" w:val="clear"/>
       </w:tcPr>
     </w:tblStylePr>
   </w:style>
@@ -27175,7 +27118,7 @@
         <w:tcBorders>
           <w:bottom w:val="nil"/>
         </w:tcBorders>
-        <w:shd w:color="auto" w:fill="4BACC6" w:themeFill="accent5" w:val="clear"/>
+        <w:shd w:color="auto" w:fill="FF8021" w:themeFill="accent5" w:val="clear"/>
       </w:tcPr>
     </w:tblStylePr>
     <w:tblStylePr w:type="band1Horz">
@@ -27670,7 +27613,7 @@
 <file path=word/theme/theme1.xml><?xml version="1.0" encoding="utf-8"?>
 <a:theme xmlns:a="http://schemas.openxmlformats.org/drawingml/2006/main" name="Office Theme">
   <a:themeElements>
-    <a:clrScheme name="Office">
+    <a:clrScheme name="スリップストリーム">
       <a:dk1>
         <a:sysClr val="windowText" lastClr="000000"/>
       </a:dk1>
@@ -27678,34 +27621,34 @@
         <a:sysClr val="window" lastClr="FFFFFF"/>
       </a:lt1>
       <a:dk2>
-        <a:srgbClr val="1F497D"/>
+        <a:srgbClr val="212745"/>
       </a:dk2>
       <a:lt2>
-        <a:srgbClr val="EEECE1"/>
+        <a:srgbClr val="B4DCFA"/>
       </a:lt2>
       <a:accent1>
-        <a:srgbClr val="4F81BD"/>
+        <a:srgbClr val="4E67C8"/>
       </a:accent1>
       <a:accent2>
-        <a:srgbClr val="C0504D"/>
+        <a:srgbClr val="5ECCF3"/>
       </a:accent2>
       <a:accent3>
-        <a:srgbClr val="9BBB59"/>
+        <a:srgbClr val="A7EA52"/>
       </a:accent3>
       <a:accent4>
-        <a:srgbClr val="8064A2"/>
+        <a:srgbClr val="5DCEAF"/>
       </a:accent4>
       <a:accent5>
-        <a:srgbClr val="4BACC6"/>
+        <a:srgbClr val="FF8021"/>
       </a:accent5>
       <a:accent6>
-        <a:srgbClr val="F79646"/>
+        <a:srgbClr val="F14124"/>
       </a:accent6>
       <a:hlink>
-        <a:srgbClr val="0000FF"/>
+        <a:srgbClr val="56C7AA"/>
       </a:hlink>
       <a:folHlink>
-        <a:srgbClr val="800080"/>
+        <a:srgbClr val="59A8D1"/>
       </a:folHlink>
     </a:clrScheme>
     <a:fontScheme name="Office">
